--- a/data/niveles/Reportes/Archivo/Reporte_Niveles_Hidrometricos_2026-10-16_0600.docx
+++ b/data/niveles/Reportes/Archivo/Reporte_Niveles_Hidrometricos_2026-10-16_0600.docx
@@ -273,7 +273,7 @@
                 <w:b w:val="0"/>
                 <w:sz w:val="13"/>
               </w:rPr>
-              <w:t>11.74</w:t>
+              <w:t>11.60</w:t>
             </w:r>
           </w:p>
         </w:tc>
@@ -288,7 +288,7 @@
                 <w:b w:val="0"/>
                 <w:sz w:val="13"/>
               </w:rPr>
-              <w:t>3.16 abajo</w:t>
+              <w:t>3.30 abajo</w:t>
             </w:r>
           </w:p>
         </w:tc>
@@ -303,7 +303,7 @@
                 <w:b w:val="0"/>
                 <w:sz w:val="13"/>
               </w:rPr>
-              <w:t>11.74</w:t>
+              <w:t>11.60</w:t>
             </w:r>
           </w:p>
         </w:tc>
@@ -333,7 +333,7 @@
                 <w:b w:val="0"/>
                 <w:sz w:val="13"/>
               </w:rPr>
-              <w:t>+0.00</w:t>
+              <w:t>-0.14</w:t>
             </w:r>
           </w:p>
         </w:tc>
@@ -348,7 +348,7 @@
                 <w:b w:val="0"/>
                 <w:sz w:val="13"/>
               </w:rPr>
-              <w:t>Estable</w:t>
+              <w:t>Descenso</w:t>
             </w:r>
           </w:p>
         </w:tc>
@@ -363,7 +363,7 @@
                 <w:b w:val="0"/>
                 <w:sz w:val="13"/>
               </w:rPr>
-              <w:t>heredado</w:t>
+              <w:t>observado</w:t>
             </w:r>
           </w:p>
         </w:tc>
@@ -378,7 +378,7 @@
                 <w:b w:val="0"/>
                 <w:sz w:val="13"/>
               </w:rPr>
-              <w:t>2026-10-15T18:00:00-06:00</w:t>
+              <w:t>2026-10-16T06:00:00-06:00</w:t>
             </w:r>
           </w:p>
         </w:tc>
@@ -425,7 +425,7 @@
                 <w:b w:val="0"/>
                 <w:sz w:val="13"/>
               </w:rPr>
-              <w:t>3.30</w:t>
+              <w:t>3.41</w:t>
             </w:r>
           </w:p>
         </w:tc>
@@ -440,7 +440,7 @@
                 <w:b w:val="0"/>
                 <w:sz w:val="13"/>
               </w:rPr>
-              <w:t>5.47 abajo</w:t>
+              <w:t>5.36 abajo</w:t>
             </w:r>
           </w:p>
         </w:tc>
@@ -455,7 +455,7 @@
                 <w:b w:val="0"/>
                 <w:sz w:val="13"/>
               </w:rPr>
-              <w:t>3.30</w:t>
+              <w:t>3.41</w:t>
             </w:r>
           </w:p>
         </w:tc>
@@ -485,7 +485,7 @@
                 <w:b w:val="0"/>
                 <w:sz w:val="13"/>
               </w:rPr>
-              <w:t>+0.00</w:t>
+              <w:t>+0.11</w:t>
             </w:r>
           </w:p>
         </w:tc>
@@ -500,7 +500,7 @@
                 <w:b w:val="0"/>
                 <w:sz w:val="13"/>
               </w:rPr>
-              <w:t>Estable</w:t>
+              <w:t>Ascenso</w:t>
             </w:r>
           </w:p>
         </w:tc>
@@ -515,7 +515,7 @@
                 <w:b w:val="0"/>
                 <w:sz w:val="13"/>
               </w:rPr>
-              <w:t>heredado</w:t>
+              <w:t>observado</w:t>
             </w:r>
           </w:p>
         </w:tc>
@@ -530,7 +530,7 @@
                 <w:b w:val="0"/>
                 <w:sz w:val="13"/>
               </w:rPr>
-              <w:t>2026-10-15T18:00:00-06:00</w:t>
+              <w:t>2026-10-16T06:00:00-06:00</w:t>
             </w:r>
           </w:p>
         </w:tc>
@@ -577,7 +577,7 @@
                 <w:b w:val="0"/>
                 <w:sz w:val="13"/>
               </w:rPr>
-              <w:t>34.83</w:t>
+              <w:t>35.10</w:t>
             </w:r>
           </w:p>
         </w:tc>
@@ -592,7 +592,7 @@
                 <w:b w:val="0"/>
                 <w:sz w:val="13"/>
               </w:rPr>
-              <w:t>4.70 abajo</w:t>
+              <w:t>4.43 abajo</w:t>
             </w:r>
           </w:p>
         </w:tc>
@@ -607,7 +607,7 @@
                 <w:b w:val="0"/>
                 <w:sz w:val="13"/>
               </w:rPr>
-              <w:t>34.83</w:t>
+              <w:t>35.10</w:t>
             </w:r>
           </w:p>
         </w:tc>
@@ -637,7 +637,7 @@
                 <w:b w:val="0"/>
                 <w:sz w:val="13"/>
               </w:rPr>
-              <w:t>+0.00</w:t>
+              <w:t>+0.27</w:t>
             </w:r>
           </w:p>
         </w:tc>
@@ -652,7 +652,7 @@
                 <w:b w:val="0"/>
                 <w:sz w:val="13"/>
               </w:rPr>
-              <w:t>Descenso</w:t>
+              <w:t>Ascenso</w:t>
             </w:r>
           </w:p>
         </w:tc>
@@ -667,7 +667,7 @@
                 <w:b w:val="0"/>
                 <w:sz w:val="13"/>
               </w:rPr>
-              <w:t>heredado</w:t>
+              <w:t>observado</w:t>
             </w:r>
           </w:p>
         </w:tc>
@@ -682,7 +682,7 @@
                 <w:b w:val="0"/>
                 <w:sz w:val="13"/>
               </w:rPr>
-              <w:t>2026-10-15T18:00:00-06:00</w:t>
+              <w:t>2026-10-16T06:00:00-06:00</w:t>
             </w:r>
           </w:p>
         </w:tc>
@@ -729,7 +729,7 @@
                 <w:b w:val="0"/>
                 <w:sz w:val="13"/>
               </w:rPr>
-              <w:t>17.06</w:t>
+              <w:t>17.16</w:t>
             </w:r>
           </w:p>
         </w:tc>
@@ -744,7 +744,7 @@
                 <w:b w:val="0"/>
                 <w:sz w:val="13"/>
               </w:rPr>
-              <w:t>7.57 abajo</w:t>
+              <w:t>7.47 abajo</w:t>
             </w:r>
           </w:p>
         </w:tc>
@@ -759,7 +759,7 @@
                 <w:b w:val="0"/>
                 <w:sz w:val="13"/>
               </w:rPr>
-              <w:t>17.06</w:t>
+              <w:t>17.16</w:t>
             </w:r>
           </w:p>
         </w:tc>
@@ -789,7 +789,7 @@
                 <w:b w:val="0"/>
                 <w:sz w:val="13"/>
               </w:rPr>
-              <w:t>+0.00</w:t>
+              <w:t>+0.10</w:t>
             </w:r>
           </w:p>
         </w:tc>
@@ -804,7 +804,7 @@
                 <w:b w:val="0"/>
                 <w:sz w:val="13"/>
               </w:rPr>
-              <w:t>Estable</w:t>
+              <w:t>Ascenso</w:t>
             </w:r>
           </w:p>
         </w:tc>
@@ -819,7 +819,7 @@
                 <w:b w:val="0"/>
                 <w:sz w:val="13"/>
               </w:rPr>
-              <w:t>heredado</w:t>
+              <w:t>observado</w:t>
             </w:r>
           </w:p>
         </w:tc>
@@ -834,7 +834,7 @@
                 <w:b w:val="0"/>
                 <w:sz w:val="13"/>
               </w:rPr>
-              <w:t>2026-10-15T14:00:00-06:00</w:t>
+              <w:t>2026-10-16T06:00:00-06:00</w:t>
             </w:r>
           </w:p>
         </w:tc>
@@ -881,7 +881,7 @@
                 <w:b w:val="0"/>
                 <w:sz w:val="13"/>
               </w:rPr>
-              <w:t>34.17</w:t>
+              <w:t>34.12</w:t>
             </w:r>
           </w:p>
         </w:tc>
@@ -896,7 +896,7 @@
                 <w:b w:val="0"/>
                 <w:sz w:val="13"/>
               </w:rPr>
-              <w:t>3.54 abajo</w:t>
+              <w:t>3.59 abajo</w:t>
             </w:r>
           </w:p>
         </w:tc>
@@ -911,7 +911,7 @@
                 <w:b w:val="0"/>
                 <w:sz w:val="13"/>
               </w:rPr>
-              <w:t>34.17</w:t>
+              <w:t>34.12</w:t>
             </w:r>
           </w:p>
         </w:tc>
@@ -941,7 +941,7 @@
                 <w:b w:val="0"/>
                 <w:sz w:val="13"/>
               </w:rPr>
-              <w:t>+0.00</w:t>
+              <w:t>-0.05</w:t>
             </w:r>
           </w:p>
         </w:tc>
@@ -956,7 +956,7 @@
                 <w:b w:val="0"/>
                 <w:sz w:val="13"/>
               </w:rPr>
-              <w:t>Estable</w:t>
+              <w:t>Descenso</w:t>
             </w:r>
           </w:p>
         </w:tc>
@@ -971,7 +971,7 @@
                 <w:b w:val="0"/>
                 <w:sz w:val="13"/>
               </w:rPr>
-              <w:t>heredado</w:t>
+              <w:t>observado</w:t>
             </w:r>
           </w:p>
         </w:tc>
@@ -986,7 +986,7 @@
                 <w:b w:val="0"/>
                 <w:sz w:val="13"/>
               </w:rPr>
-              <w:t>2026-10-15T14:00:00-06:00</w:t>
+              <w:t>2026-10-16T06:00:00-06:00</w:t>
             </w:r>
           </w:p>
         </w:tc>
@@ -1033,7 +1033,7 @@
                 <w:b w:val="0"/>
                 <w:sz w:val="13"/>
               </w:rPr>
-              <w:t>25.20</w:t>
+              <w:t>25.16</w:t>
             </w:r>
           </w:p>
         </w:tc>
@@ -1048,7 +1048,7 @@
                 <w:b w:val="0"/>
                 <w:sz w:val="13"/>
               </w:rPr>
-              <w:t>4.45 abajo</w:t>
+              <w:t>4.49 abajo</w:t>
             </w:r>
           </w:p>
         </w:tc>
@@ -1063,7 +1063,7 @@
                 <w:b w:val="0"/>
                 <w:sz w:val="13"/>
               </w:rPr>
-              <w:t>25.20</w:t>
+              <w:t>25.16</w:t>
             </w:r>
           </w:p>
         </w:tc>
@@ -1093,7 +1093,7 @@
                 <w:b w:val="0"/>
                 <w:sz w:val="13"/>
               </w:rPr>
-              <w:t>+0.00</w:t>
+              <w:t>-0.04</w:t>
             </w:r>
           </w:p>
         </w:tc>
@@ -1108,7 +1108,7 @@
                 <w:b w:val="0"/>
                 <w:sz w:val="13"/>
               </w:rPr>
-              <w:t>Estable</w:t>
+              <w:t>Descenso</w:t>
             </w:r>
           </w:p>
         </w:tc>
@@ -1123,7 +1123,7 @@
                 <w:b w:val="0"/>
                 <w:sz w:val="13"/>
               </w:rPr>
-              <w:t>heredado</w:t>
+              <w:t>observado</w:t>
             </w:r>
           </w:p>
         </w:tc>
@@ -1138,7 +1138,7 @@
                 <w:b w:val="0"/>
                 <w:sz w:val="13"/>
               </w:rPr>
-              <w:t>2026-10-15T18:00:00-06:00</w:t>
+              <w:t>2026-10-16T06:00:00-06:00</w:t>
             </w:r>
           </w:p>
         </w:tc>
@@ -1185,7 +1185,7 @@
                 <w:b w:val="0"/>
                 <w:sz w:val="13"/>
               </w:rPr>
-              <w:t>20.70</w:t>
+              <w:t>20.62</w:t>
             </w:r>
           </w:p>
         </w:tc>
@@ -1200,7 +1200,7 @@
                 <w:b w:val="0"/>
                 <w:sz w:val="13"/>
               </w:rPr>
-              <w:t>2.42 abajo</w:t>
+              <w:t>2.50 abajo</w:t>
             </w:r>
           </w:p>
         </w:tc>
@@ -1215,7 +1215,7 @@
                 <w:b w:val="0"/>
                 <w:sz w:val="13"/>
               </w:rPr>
-              <w:t>20.70</w:t>
+              <w:t>20.62</w:t>
             </w:r>
           </w:p>
         </w:tc>
@@ -1245,7 +1245,7 @@
                 <w:b w:val="0"/>
                 <w:sz w:val="13"/>
               </w:rPr>
-              <w:t>+0.00</w:t>
+              <w:t>-0.08</w:t>
             </w:r>
           </w:p>
         </w:tc>
@@ -1275,7 +1275,7 @@
                 <w:b w:val="0"/>
                 <w:sz w:val="13"/>
               </w:rPr>
-              <w:t>heredado</w:t>
+              <w:t>observado</w:t>
             </w:r>
           </w:p>
         </w:tc>
@@ -1290,7 +1290,7 @@
                 <w:b w:val="0"/>
                 <w:sz w:val="13"/>
               </w:rPr>
-              <w:t>2026-10-15T18:00:00-06:00</w:t>
+              <w:t>2026-10-16T06:00:00-06:00</w:t>
             </w:r>
           </w:p>
         </w:tc>
@@ -1337,7 +1337,7 @@
                 <w:b w:val="0"/>
                 <w:sz w:val="13"/>
               </w:rPr>
-              <w:t>4.48</w:t>
+              <w:t>4.90</w:t>
             </w:r>
           </w:p>
         </w:tc>
@@ -1352,7 +1352,7 @@
                 <w:b w:val="0"/>
                 <w:sz w:val="13"/>
               </w:rPr>
-              <w:t>3.01 abajo</w:t>
+              <w:t>2.59 abajo</w:t>
             </w:r>
           </w:p>
         </w:tc>
@@ -1367,7 +1367,7 @@
                 <w:b w:val="0"/>
                 <w:sz w:val="13"/>
               </w:rPr>
-              <w:t>4.48</w:t>
+              <w:t>4.90</w:t>
             </w:r>
           </w:p>
         </w:tc>
@@ -1397,7 +1397,7 @@
                 <w:b w:val="0"/>
                 <w:sz w:val="13"/>
               </w:rPr>
-              <w:t>+0.00</w:t>
+              <w:t>+0.42</w:t>
             </w:r>
           </w:p>
         </w:tc>
@@ -1412,7 +1412,7 @@
                 <w:b w:val="0"/>
                 <w:sz w:val="13"/>
               </w:rPr>
-              <w:t>Ascenso</w:t>
+              <w:t>Ascenso acelerado</w:t>
             </w:r>
           </w:p>
         </w:tc>
@@ -1427,7 +1427,7 @@
                 <w:b w:val="0"/>
                 <w:sz w:val="13"/>
               </w:rPr>
-              <w:t>heredado</w:t>
+              <w:t>observado</w:t>
             </w:r>
           </w:p>
         </w:tc>
@@ -1442,7 +1442,7 @@
                 <w:b w:val="0"/>
                 <w:sz w:val="13"/>
               </w:rPr>
-              <w:t>2026-10-15T18:00:00-06:00</w:t>
+              <w:t>2026-10-16T06:00:00-06:00</w:t>
             </w:r>
           </w:p>
         </w:tc>
@@ -1793,7 +1793,7 @@
                 <w:b w:val="0"/>
                 <w:sz w:val="13"/>
               </w:rPr>
-              <w:t>1.59</w:t>
+              <w:t>1.65</w:t>
             </w:r>
           </w:p>
         </w:tc>
@@ -1808,7 +1808,7 @@
                 <w:b w:val="0"/>
                 <w:sz w:val="13"/>
               </w:rPr>
-              <w:t>3.15 abajo</w:t>
+              <w:t>3.09 abajo</w:t>
             </w:r>
           </w:p>
         </w:tc>
@@ -1823,7 +1823,7 @@
                 <w:b w:val="0"/>
                 <w:sz w:val="13"/>
               </w:rPr>
-              <w:t>1.59</w:t>
+              <w:t>1.65</w:t>
             </w:r>
           </w:p>
         </w:tc>
@@ -1853,7 +1853,7 @@
                 <w:b w:val="0"/>
                 <w:sz w:val="13"/>
               </w:rPr>
-              <w:t>+0.00</w:t>
+              <w:t>+0.06</w:t>
             </w:r>
           </w:p>
         </w:tc>
@@ -1868,7 +1868,7 @@
                 <w:b w:val="0"/>
                 <w:sz w:val="13"/>
               </w:rPr>
-              <w:t>Estable</w:t>
+              <w:t>Ascenso</w:t>
             </w:r>
           </w:p>
         </w:tc>
@@ -1883,7 +1883,7 @@
                 <w:b w:val="0"/>
                 <w:sz w:val="13"/>
               </w:rPr>
-              <w:t>heredado</w:t>
+              <w:t>observado</w:t>
             </w:r>
           </w:p>
         </w:tc>
@@ -1898,7 +1898,7 @@
                 <w:b w:val="0"/>
                 <w:sz w:val="13"/>
               </w:rPr>
-              <w:t>2026-10-15T18:00:00-06:00</w:t>
+              <w:t>2026-10-16T06:00:00-06:00</w:t>
             </w:r>
           </w:p>
         </w:tc>
@@ -1945,7 +1945,7 @@
                 <w:b w:val="0"/>
                 <w:sz w:val="13"/>
               </w:rPr>
-              <w:t>5.92</w:t>
+              <w:t>6.45</w:t>
             </w:r>
           </w:p>
         </w:tc>
@@ -1960,7 +1960,7 @@
                 <w:b w:val="0"/>
                 <w:sz w:val="13"/>
               </w:rPr>
-              <w:t>5.07 abajo</w:t>
+              <w:t>4.54 abajo</w:t>
             </w:r>
           </w:p>
         </w:tc>
@@ -1975,7 +1975,7 @@
                 <w:b w:val="0"/>
                 <w:sz w:val="13"/>
               </w:rPr>
-              <w:t>5.92</w:t>
+              <w:t>6.45</w:t>
             </w:r>
           </w:p>
         </w:tc>
@@ -2005,7 +2005,7 @@
                 <w:b w:val="0"/>
                 <w:sz w:val="13"/>
               </w:rPr>
-              <w:t>+0.00</w:t>
+              <w:t>+0.53</w:t>
             </w:r>
           </w:p>
         </w:tc>
@@ -2020,7 +2020,7 @@
                 <w:b w:val="0"/>
                 <w:sz w:val="13"/>
               </w:rPr>
-              <w:t>Ascenso</w:t>
+              <w:t>Ascenso acelerado</w:t>
             </w:r>
           </w:p>
         </w:tc>
@@ -2035,7 +2035,7 @@
                 <w:b w:val="0"/>
                 <w:sz w:val="13"/>
               </w:rPr>
-              <w:t>heredado</w:t>
+              <w:t>observado</w:t>
             </w:r>
           </w:p>
         </w:tc>
@@ -2050,7 +2050,7 @@
                 <w:b w:val="0"/>
                 <w:sz w:val="13"/>
               </w:rPr>
-              <w:t>2026-10-15T18:00:00-06:00</w:t>
+              <w:t>2026-10-16T06:00:00-06:00</w:t>
             </w:r>
           </w:p>
         </w:tc>
@@ -2097,7 +2097,7 @@
                 <w:b w:val="0"/>
                 <w:sz w:val="13"/>
               </w:rPr>
-              <w:t>3.54</w:t>
+              <w:t>4.07</w:t>
             </w:r>
           </w:p>
         </w:tc>
@@ -2112,7 +2112,7 @@
                 <w:b w:val="0"/>
                 <w:sz w:val="13"/>
               </w:rPr>
-              <w:t>6.31 abajo</w:t>
+              <w:t>5.78 abajo</w:t>
             </w:r>
           </w:p>
         </w:tc>
@@ -2127,7 +2127,7 @@
                 <w:b w:val="0"/>
                 <w:sz w:val="13"/>
               </w:rPr>
-              <w:t>3.54</w:t>
+              <w:t>4.07</w:t>
             </w:r>
           </w:p>
         </w:tc>
@@ -2157,7 +2157,7 @@
                 <w:b w:val="0"/>
                 <w:sz w:val="13"/>
               </w:rPr>
-              <w:t>+0.00</w:t>
+              <w:t>+0.53</w:t>
             </w:r>
           </w:p>
         </w:tc>
@@ -2172,7 +2172,7 @@
                 <w:b w:val="0"/>
                 <w:sz w:val="13"/>
               </w:rPr>
-              <w:t>Descenso</w:t>
+              <w:t>Ascenso</w:t>
             </w:r>
           </w:p>
         </w:tc>
@@ -2187,7 +2187,7 @@
                 <w:b w:val="0"/>
                 <w:sz w:val="13"/>
               </w:rPr>
-              <w:t>heredado</w:t>
+              <w:t>observado</w:t>
             </w:r>
           </w:p>
         </w:tc>
@@ -2202,7 +2202,7 @@
                 <w:b w:val="0"/>
                 <w:sz w:val="13"/>
               </w:rPr>
-              <w:t>2026-10-15T18:00:00-06:00</w:t>
+              <w:t>2026-10-16T06:00:00-06:00</w:t>
             </w:r>
           </w:p>
         </w:tc>
@@ -2401,7 +2401,7 @@
                 <w:b w:val="0"/>
                 <w:sz w:val="13"/>
               </w:rPr>
-              <w:t>17.33</w:t>
+              <w:t>16.94</w:t>
             </w:r>
           </w:p>
         </w:tc>
@@ -2416,7 +2416,7 @@
                 <w:b w:val="0"/>
                 <w:sz w:val="13"/>
               </w:rPr>
-              <w:t>1.88 abajo</w:t>
+              <w:t>2.27 abajo</w:t>
             </w:r>
           </w:p>
         </w:tc>
@@ -2431,7 +2431,7 @@
                 <w:b w:val="0"/>
                 <w:sz w:val="13"/>
               </w:rPr>
-              <w:t>17.33</w:t>
+              <w:t>16.94</w:t>
             </w:r>
           </w:p>
         </w:tc>
@@ -2461,7 +2461,7 @@
                 <w:b w:val="0"/>
                 <w:sz w:val="13"/>
               </w:rPr>
-              <w:t>+0.00</w:t>
+              <w:t>-0.39</w:t>
             </w:r>
           </w:p>
         </w:tc>
@@ -2476,7 +2476,7 @@
                 <w:b w:val="0"/>
                 <w:sz w:val="13"/>
               </w:rPr>
-              <w:t>Descenso</w:t>
+              <w:t>Descenso acelerado</w:t>
             </w:r>
           </w:p>
         </w:tc>
@@ -2491,7 +2491,7 @@
                 <w:b w:val="0"/>
                 <w:sz w:val="13"/>
               </w:rPr>
-              <w:t>heredado</w:t>
+              <w:t>observado</w:t>
             </w:r>
           </w:p>
         </w:tc>
@@ -2506,7 +2506,7 @@
                 <w:b w:val="0"/>
                 <w:sz w:val="13"/>
               </w:rPr>
-              <w:t>2026-10-15T18:00:00-06:00</w:t>
+              <w:t>2026-10-16T06:00:00-06:00</w:t>
             </w:r>
           </w:p>
         </w:tc>
@@ -2689,7 +2689,7 @@
                 <w:b w:val="0"/>
                 <w:sz w:val="14"/>
               </w:rPr>
-              <w:t>-0.14</w:t>
+              <w:t>+0.02</w:t>
             </w:r>
           </w:p>
         </w:tc>
@@ -2704,7 +2704,7 @@
                 <w:b w:val="0"/>
                 <w:sz w:val="14"/>
               </w:rPr>
-              <w:t>-0.18</w:t>
+              <w:t>+0.02</w:t>
             </w:r>
           </w:p>
         </w:tc>
@@ -2719,7 +2719,7 @@
                 <w:b w:val="0"/>
                 <w:sz w:val="14"/>
               </w:rPr>
-              <w:t>+0.10</w:t>
+              <w:t>-0.02</w:t>
             </w:r>
           </w:p>
         </w:tc>
@@ -2734,7 +2734,7 @@
                 <w:b w:val="0"/>
                 <w:sz w:val="14"/>
               </w:rPr>
-              <w:t>3.16 abajo</w:t>
+              <w:t>3.30 abajo</w:t>
             </w:r>
           </w:p>
         </w:tc>
@@ -2749,7 +2749,7 @@
                 <w:b w:val="0"/>
                 <w:sz w:val="14"/>
               </w:rPr>
-              <w:t>-6.76</w:t>
+              <w:t>-6.90</w:t>
             </w:r>
           </w:p>
         </w:tc>
@@ -2764,7 +2764,7 @@
                 <w:b w:val="0"/>
                 <w:sz w:val="14"/>
               </w:rPr>
-              <w:t>2026-10-15T18:00:00-06:00</w:t>
+              <w:t>2026-10-16T06:00:00-06:00</w:t>
             </w:r>
           </w:p>
         </w:tc>
@@ -2779,7 +2779,7 @@
                 <w:b w:val="0"/>
                 <w:sz w:val="14"/>
               </w:rPr>
-              <w:t>base_heredada</w:t>
+              <w:t>observado</w:t>
             </w:r>
           </w:p>
         </w:tc>
@@ -2811,6 +2811,36 @@
                 <w:b w:val="0"/>
                 <w:sz w:val="14"/>
               </w:rPr>
+              <w:t>+0.03</w:t>
+            </w:r>
+          </w:p>
+        </w:tc>
+        <w:tc>
+          <w:tcPr>
+            <w:tcW w:type="dxa" w:w="1818"/>
+          </w:tcPr>
+          <w:p>
+            <w:r>
+              <w:rPr>
+                <w:rFonts w:ascii="Arial" w:hAnsi="Arial"/>
+                <w:b w:val="0"/>
+                <w:sz w:val="14"/>
+              </w:rPr>
+              <w:t>+0.01</w:t>
+            </w:r>
+          </w:p>
+        </w:tc>
+        <w:tc>
+          <w:tcPr>
+            <w:tcW w:type="dxa" w:w="1818"/>
+          </w:tcPr>
+          <w:p>
+            <w:r>
+              <w:rPr>
+                <w:rFonts w:ascii="Arial" w:hAnsi="Arial"/>
+                <w:b w:val="0"/>
+                <w:sz w:val="14"/>
+              </w:rPr>
               <w:t>-0.03</w:t>
             </w:r>
           </w:p>
@@ -2826,7 +2856,7 @@
                 <w:b w:val="0"/>
                 <w:sz w:val="14"/>
               </w:rPr>
-              <w:t>+0.02</w:t>
+              <w:t>5.36 abajo</w:t>
             </w:r>
           </w:p>
         </w:tc>
@@ -2841,7 +2871,7 @@
                 <w:b w:val="0"/>
                 <w:sz w:val="14"/>
               </w:rPr>
-              <w:t>+0.04</w:t>
+              <w:t>-6.79</w:t>
             </w:r>
           </w:p>
         </w:tc>
@@ -2856,7 +2886,7 @@
                 <w:b w:val="0"/>
                 <w:sz w:val="14"/>
               </w:rPr>
-              <w:t>5.47 abajo</w:t>
+              <w:t>2026-10-16T06:00:00-06:00</w:t>
             </w:r>
           </w:p>
         </w:tc>
@@ -2871,37 +2901,7 @@
                 <w:b w:val="0"/>
                 <w:sz w:val="14"/>
               </w:rPr>
-              <w:t>-6.90</w:t>
-            </w:r>
-          </w:p>
-        </w:tc>
-        <w:tc>
-          <w:tcPr>
-            <w:tcW w:type="dxa" w:w="1818"/>
-          </w:tcPr>
-          <w:p>
-            <w:r>
-              <w:rPr>
-                <w:rFonts w:ascii="Arial" w:hAnsi="Arial"/>
-                <w:b w:val="0"/>
-                <w:sz w:val="14"/>
-              </w:rPr>
-              <w:t>2026-10-15T18:00:00-06:00</w:t>
-            </w:r>
-          </w:p>
-        </w:tc>
-        <w:tc>
-          <w:tcPr>
-            <w:tcW w:type="dxa" w:w="1818"/>
-          </w:tcPr>
-          <w:p>
-            <w:r>
-              <w:rPr>
-                <w:rFonts w:ascii="Arial" w:hAnsi="Arial"/>
-                <w:b w:val="0"/>
-                <w:sz w:val="14"/>
-              </w:rPr>
-              <w:t>base_heredada</w:t>
+              <w:t>observado</w:t>
             </w:r>
           </w:p>
         </w:tc>
@@ -2933,7 +2933,7 @@
                 <w:b w:val="0"/>
                 <w:sz w:val="14"/>
               </w:rPr>
-              <w:t>+0.34</w:t>
+              <w:t>+0.21</w:t>
             </w:r>
           </w:p>
         </w:tc>
@@ -2948,7 +2948,7 @@
                 <w:b w:val="0"/>
                 <w:sz w:val="14"/>
               </w:rPr>
-              <w:t>+0.18</w:t>
+              <w:t>+0.50</w:t>
             </w:r>
           </w:p>
         </w:tc>
@@ -2963,7 +2963,7 @@
                 <w:b w:val="0"/>
                 <w:sz w:val="14"/>
               </w:rPr>
-              <w:t>-0.11</w:t>
+              <w:t>+0.29</w:t>
             </w:r>
           </w:p>
         </w:tc>
@@ -2978,7 +2978,7 @@
                 <w:b w:val="0"/>
                 <w:sz w:val="14"/>
               </w:rPr>
-              <w:t>4.70 abajo</w:t>
+              <w:t>4.43 abajo</w:t>
             </w:r>
           </w:p>
         </w:tc>
@@ -2993,7 +2993,7 @@
                 <w:b w:val="0"/>
                 <w:sz w:val="14"/>
               </w:rPr>
-              <w:t>-12.54</w:t>
+              <w:t>-12.27</w:t>
             </w:r>
           </w:p>
         </w:tc>
@@ -3008,7 +3008,7 @@
                 <w:b w:val="0"/>
                 <w:sz w:val="14"/>
               </w:rPr>
-              <w:t>2026-10-15T18:00:00-06:00</w:t>
+              <w:t>2026-10-16T06:00:00-06:00</w:t>
             </w:r>
           </w:p>
         </w:tc>
@@ -3023,7 +3023,7 @@
                 <w:b w:val="0"/>
                 <w:sz w:val="14"/>
               </w:rPr>
-              <w:t>base_heredada</w:t>
+              <w:t>observado</w:t>
             </w:r>
           </w:p>
         </w:tc>
@@ -3055,7 +3055,7 @@
                 <w:b w:val="0"/>
                 <w:sz w:val="14"/>
               </w:rPr>
-              <w:t>+0.03</w:t>
+              <w:t>+0.06</w:t>
             </w:r>
           </w:p>
         </w:tc>
@@ -3070,7 +3070,7 @@
                 <w:b w:val="0"/>
                 <w:sz w:val="14"/>
               </w:rPr>
-              <w:t>-0.17</w:t>
+              <w:t>+0.05</w:t>
             </w:r>
           </w:p>
         </w:tc>
@@ -3085,7 +3085,7 @@
                 <w:b w:val="0"/>
                 <w:sz w:val="14"/>
               </w:rPr>
-              <w:t>-0.36</w:t>
+              <w:t>-0.16</w:t>
             </w:r>
           </w:p>
         </w:tc>
@@ -3100,7 +3100,7 @@
                 <w:b w:val="0"/>
                 <w:sz w:val="14"/>
               </w:rPr>
-              <w:t>7.57 abajo</w:t>
+              <w:t>7.47 abajo</w:t>
             </w:r>
           </w:p>
         </w:tc>
@@ -3115,7 +3115,7 @@
                 <w:b w:val="0"/>
                 <w:sz w:val="14"/>
               </w:rPr>
-              <w:t>-11.09</w:t>
+              <w:t>-10.99</w:t>
             </w:r>
           </w:p>
         </w:tc>
@@ -3130,7 +3130,7 @@
                 <w:b w:val="0"/>
                 <w:sz w:val="14"/>
               </w:rPr>
-              <w:t>2026-10-15T14:00:00-06:00</w:t>
+              <w:t>2026-10-16T06:00:00-06:00</w:t>
             </w:r>
           </w:p>
         </w:tc>
@@ -3145,7 +3145,7 @@
                 <w:b w:val="0"/>
                 <w:sz w:val="14"/>
               </w:rPr>
-              <w:t>base_heredada</w:t>
+              <w:t>observado</w:t>
             </w:r>
           </w:p>
         </w:tc>
@@ -3177,7 +3177,7 @@
                 <w:b w:val="0"/>
                 <w:sz w:val="14"/>
               </w:rPr>
-              <w:t>+0.35</w:t>
+              <w:t>+0.32</w:t>
             </w:r>
           </w:p>
         </w:tc>
@@ -3192,7 +3192,7 @@
                 <w:b w:val="0"/>
                 <w:sz w:val="14"/>
               </w:rPr>
-              <w:t>+0.25</w:t>
+              <w:t>+0.27</w:t>
             </w:r>
           </w:p>
         </w:tc>
@@ -3207,7 +3207,7 @@
                 <w:b w:val="0"/>
                 <w:sz w:val="14"/>
               </w:rPr>
-              <w:t>+0.11</w:t>
+              <w:t>+0.14</w:t>
             </w:r>
           </w:p>
         </w:tc>
@@ -3222,7 +3222,7 @@
                 <w:b w:val="0"/>
                 <w:sz w:val="14"/>
               </w:rPr>
-              <w:t>3.54 abajo</w:t>
+              <w:t>3.59 abajo</w:t>
             </w:r>
           </w:p>
         </w:tc>
@@ -3237,7 +3237,7 @@
                 <w:b w:val="0"/>
                 <w:sz w:val="14"/>
               </w:rPr>
-              <w:t>-5.39</w:t>
+              <w:t>-5.44</w:t>
             </w:r>
           </w:p>
         </w:tc>
@@ -3252,7 +3252,7 @@
                 <w:b w:val="0"/>
                 <w:sz w:val="14"/>
               </w:rPr>
-              <w:t>2026-10-15T14:00:00-06:00</w:t>
+              <w:t>2026-10-16T06:00:00-06:00</w:t>
             </w:r>
           </w:p>
         </w:tc>
@@ -3267,7 +3267,7 @@
                 <w:b w:val="0"/>
                 <w:sz w:val="14"/>
               </w:rPr>
-              <w:t>base_heredada</w:t>
+              <w:t>observado</w:t>
             </w:r>
           </w:p>
         </w:tc>
@@ -3299,22 +3299,7 @@
                 <w:b w:val="0"/>
                 <w:sz w:val="14"/>
               </w:rPr>
-              <w:t>+0.20</w:t>
-            </w:r>
-          </w:p>
-        </w:tc>
-        <w:tc>
-          <w:tcPr>
-            <w:tcW w:type="dxa" w:w="1818"/>
-          </w:tcPr>
-          <w:p>
-            <w:r>
-              <w:rPr>
-                <w:rFonts w:ascii="Arial" w:hAnsi="Arial"/>
-                <w:b w:val="0"/>
-                <w:sz w:val="14"/>
-              </w:rPr>
-              <w:t>+0.16</w:t>
+              <w:t>-0.20</w:t>
             </w:r>
           </w:p>
         </w:tc>
@@ -3344,7 +3329,7 @@
                 <w:b w:val="0"/>
                 <w:sz w:val="14"/>
               </w:rPr>
-              <w:t>4.45 abajo</w:t>
+              <w:t>+0.11</w:t>
             </w:r>
           </w:p>
         </w:tc>
@@ -3359,7 +3344,7 @@
                 <w:b w:val="0"/>
                 <w:sz w:val="14"/>
               </w:rPr>
-              <w:t>-6.15</w:t>
+              <w:t>4.49 abajo</w:t>
             </w:r>
           </w:p>
         </w:tc>
@@ -3374,7 +3359,7 @@
                 <w:b w:val="0"/>
                 <w:sz w:val="14"/>
               </w:rPr>
-              <w:t>2026-10-15T18:00:00-06:00</w:t>
+              <w:t>-6.19</w:t>
             </w:r>
           </w:p>
         </w:tc>
@@ -3389,7 +3374,22 @@
                 <w:b w:val="0"/>
                 <w:sz w:val="14"/>
               </w:rPr>
-              <w:t>base_heredada</w:t>
+              <w:t>2026-10-16T06:00:00-06:00</w:t>
+            </w:r>
+          </w:p>
+        </w:tc>
+        <w:tc>
+          <w:tcPr>
+            <w:tcW w:type="dxa" w:w="1818"/>
+          </w:tcPr>
+          <w:p>
+            <w:r>
+              <w:rPr>
+                <w:rFonts w:ascii="Arial" w:hAnsi="Arial"/>
+                <w:b w:val="0"/>
+                <w:sz w:val="14"/>
+              </w:rPr>
+              <w:t>observado</w:t>
             </w:r>
           </w:p>
         </w:tc>
@@ -3421,7 +3421,7 @@
                 <w:b w:val="0"/>
                 <w:sz w:val="14"/>
               </w:rPr>
-              <w:t>+0.18</w:t>
+              <w:t>-0.89</w:t>
             </w:r>
           </w:p>
         </w:tc>
@@ -3436,7 +3436,7 @@
                 <w:b w:val="0"/>
                 <w:sz w:val="14"/>
               </w:rPr>
-              <w:t>+0.02</w:t>
+              <w:t>+0.01</w:t>
             </w:r>
           </w:p>
         </w:tc>
@@ -3451,7 +3451,7 @@
                 <w:b w:val="0"/>
                 <w:sz w:val="14"/>
               </w:rPr>
-              <w:t>-0.23</w:t>
+              <w:t>-0.18</w:t>
             </w:r>
           </w:p>
         </w:tc>
@@ -3466,7 +3466,7 @@
                 <w:b w:val="0"/>
                 <w:sz w:val="14"/>
               </w:rPr>
-              <w:t>2.42 abajo</w:t>
+              <w:t>2.50 abajo</w:t>
             </w:r>
           </w:p>
         </w:tc>
@@ -3481,7 +3481,7 @@
                 <w:b w:val="0"/>
                 <w:sz w:val="14"/>
               </w:rPr>
-              <w:t>-5.96</w:t>
+              <w:t>-6.04</w:t>
             </w:r>
           </w:p>
         </w:tc>
@@ -3496,7 +3496,7 @@
                 <w:b w:val="0"/>
                 <w:sz w:val="14"/>
               </w:rPr>
-              <w:t>2026-10-15T18:00:00-06:00</w:t>
+              <w:t>2026-10-16T06:00:00-06:00</w:t>
             </w:r>
           </w:p>
         </w:tc>
@@ -3511,7 +3511,7 @@
                 <w:b w:val="0"/>
                 <w:sz w:val="14"/>
               </w:rPr>
-              <w:t>base_heredada</w:t>
+              <w:t>observado</w:t>
             </w:r>
           </w:p>
         </w:tc>
@@ -3543,7 +3543,7 @@
                 <w:b w:val="0"/>
                 <w:sz w:val="14"/>
               </w:rPr>
-              <w:t>+0.34</w:t>
+              <w:t>+1.08</w:t>
             </w:r>
           </w:p>
         </w:tc>
@@ -3558,7 +3558,7 @@
                 <w:b w:val="0"/>
                 <w:sz w:val="14"/>
               </w:rPr>
-              <w:t>-0.59</w:t>
+              <w:t>+0.42</w:t>
             </w:r>
           </w:p>
         </w:tc>
@@ -3573,7 +3573,7 @@
                 <w:b w:val="0"/>
                 <w:sz w:val="14"/>
               </w:rPr>
-              <w:t>-1.36</w:t>
+              <w:t>-0.50</w:t>
             </w:r>
           </w:p>
         </w:tc>
@@ -3588,7 +3588,7 @@
                 <w:b w:val="0"/>
                 <w:sz w:val="14"/>
               </w:rPr>
-              <w:t>3.01 abajo</w:t>
+              <w:t>2.59 abajo</w:t>
             </w:r>
           </w:p>
         </w:tc>
@@ -3603,7 +3603,7 @@
                 <w:b w:val="0"/>
                 <w:sz w:val="14"/>
               </w:rPr>
-              <w:t>-3.92</w:t>
+              <w:t>-3.50</w:t>
             </w:r>
           </w:p>
         </w:tc>
@@ -3618,7 +3618,7 @@
                 <w:b w:val="0"/>
                 <w:sz w:val="14"/>
               </w:rPr>
-              <w:t>2026-10-15T18:00:00-06:00</w:t>
+              <w:t>2026-10-16T06:00:00-06:00</w:t>
             </w:r>
           </w:p>
         </w:tc>
@@ -3633,7 +3633,7 @@
                 <w:b w:val="0"/>
                 <w:sz w:val="14"/>
               </w:rPr>
-              <w:t>base_heredada</w:t>
+              <w:t>observado</w:t>
             </w:r>
           </w:p>
         </w:tc>
@@ -3909,7 +3909,7 @@
                 <w:b w:val="0"/>
                 <w:sz w:val="14"/>
               </w:rPr>
-              <w:t>-0.14</w:t>
+              <w:t>+0.00</w:t>
             </w:r>
           </w:p>
         </w:tc>
@@ -3924,7 +3924,7 @@
                 <w:b w:val="0"/>
                 <w:sz w:val="14"/>
               </w:rPr>
-              <w:t>-0.32</w:t>
+              <w:t>-0.13</w:t>
             </w:r>
           </w:p>
         </w:tc>
@@ -3939,7 +3939,7 @@
                 <w:b w:val="0"/>
                 <w:sz w:val="14"/>
               </w:rPr>
-              <w:t>-0.48</w:t>
+              <w:t>-0.33</w:t>
             </w:r>
           </w:p>
         </w:tc>
@@ -3954,7 +3954,7 @@
                 <w:b w:val="0"/>
                 <w:sz w:val="14"/>
               </w:rPr>
-              <w:t>3.15 abajo</w:t>
+              <w:t>3.09 abajo</w:t>
             </w:r>
           </w:p>
         </w:tc>
@@ -3969,7 +3969,7 @@
                 <w:b w:val="0"/>
                 <w:sz w:val="14"/>
               </w:rPr>
-              <w:t>-5.08</w:t>
+              <w:t>-5.02</w:t>
             </w:r>
           </w:p>
         </w:tc>
@@ -3984,7 +3984,7 @@
                 <w:b w:val="0"/>
                 <w:sz w:val="14"/>
               </w:rPr>
-              <w:t>2026-10-15T18:00:00-06:00</w:t>
+              <w:t>2026-10-16T06:00:00-06:00</w:t>
             </w:r>
           </w:p>
         </w:tc>
@@ -3999,7 +3999,7 @@
                 <w:b w:val="0"/>
                 <w:sz w:val="14"/>
               </w:rPr>
-              <w:t>base_heredada</w:t>
+              <w:t>observado</w:t>
             </w:r>
           </w:p>
         </w:tc>
@@ -4031,7 +4031,7 @@
                 <w:b w:val="0"/>
                 <w:sz w:val="14"/>
               </w:rPr>
-              <w:t>+1.59</w:t>
+              <w:t>+1.75</w:t>
             </w:r>
           </w:p>
         </w:tc>
@@ -4046,7 +4046,7 @@
                 <w:b w:val="0"/>
                 <w:sz w:val="14"/>
               </w:rPr>
-              <w:t>+0.90</w:t>
+              <w:t>+1.96</w:t>
             </w:r>
           </w:p>
         </w:tc>
@@ -4061,7 +4061,7 @@
                 <w:b w:val="0"/>
                 <w:sz w:val="14"/>
               </w:rPr>
-              <w:t>-1.20</w:t>
+              <w:t>+0.66</w:t>
             </w:r>
           </w:p>
         </w:tc>
@@ -4076,7 +4076,7 @@
                 <w:b w:val="0"/>
                 <w:sz w:val="14"/>
               </w:rPr>
-              <w:t>5.07 abajo</w:t>
+              <w:t>4.54 abajo</w:t>
             </w:r>
           </w:p>
         </w:tc>
@@ -4091,7 +4091,7 @@
                 <w:b w:val="0"/>
                 <w:sz w:val="14"/>
               </w:rPr>
-              <w:t>-8.80</w:t>
+              <w:t>-8.27</w:t>
             </w:r>
           </w:p>
         </w:tc>
@@ -4106,7 +4106,7 @@
                 <w:b w:val="0"/>
                 <w:sz w:val="14"/>
               </w:rPr>
-              <w:t>2026-10-15T18:00:00-06:00</w:t>
+              <w:t>2026-10-16T06:00:00-06:00</w:t>
             </w:r>
           </w:p>
         </w:tc>
@@ -4121,7 +4121,7 @@
                 <w:b w:val="0"/>
                 <w:sz w:val="14"/>
               </w:rPr>
-              <w:t>base_heredada</w:t>
+              <w:t>observado</w:t>
             </w:r>
           </w:p>
         </w:tc>
@@ -4153,7 +4153,7 @@
                 <w:b w:val="0"/>
                 <w:sz w:val="14"/>
               </w:rPr>
-              <w:t>-0.65</w:t>
+              <w:t>+0.29</w:t>
             </w:r>
           </w:p>
         </w:tc>
@@ -4168,7 +4168,7 @@
                 <w:b w:val="0"/>
                 <w:sz w:val="14"/>
               </w:rPr>
-              <w:t>-1.40</w:t>
+              <w:t>-0.51</w:t>
             </w:r>
           </w:p>
         </w:tc>
@@ -4183,7 +4183,7 @@
                 <w:b w:val="0"/>
                 <w:sz w:val="14"/>
               </w:rPr>
-              <w:t>-1.87</w:t>
+              <w:t>-1.21</w:t>
             </w:r>
           </w:p>
         </w:tc>
@@ -4198,7 +4198,7 @@
                 <w:b w:val="0"/>
                 <w:sz w:val="14"/>
               </w:rPr>
-              <w:t>6.31 abajo</w:t>
+              <w:t>5.78 abajo</w:t>
             </w:r>
           </w:p>
         </w:tc>
@@ -4213,7 +4213,7 @@
                 <w:b w:val="0"/>
                 <w:sz w:val="14"/>
               </w:rPr>
-              <w:t>-9.24</w:t>
+              <w:t>-8.71</w:t>
             </w:r>
           </w:p>
         </w:tc>
@@ -4228,7 +4228,7 @@
                 <w:b w:val="0"/>
                 <w:sz w:val="14"/>
               </w:rPr>
-              <w:t>2026-10-15T18:00:00-06:00</w:t>
+              <w:t>2026-10-16T06:00:00-06:00</w:t>
             </w:r>
           </w:p>
         </w:tc>
@@ -4243,7 +4243,7 @@
                 <w:b w:val="0"/>
                 <w:sz w:val="14"/>
               </w:rPr>
-              <w:t>base_heredada</w:t>
+              <w:t>observado</w:t>
             </w:r>
           </w:p>
         </w:tc>
@@ -4397,7 +4397,7 @@
                 <w:b w:val="0"/>
                 <w:sz w:val="14"/>
               </w:rPr>
-              <w:t>-0.52</w:t>
+              <w:t>-0.61</w:t>
             </w:r>
           </w:p>
         </w:tc>
@@ -4412,7 +4412,7 @@
                 <w:b w:val="0"/>
                 <w:sz w:val="14"/>
               </w:rPr>
-              <w:t>-0.47</w:t>
+              <w:t>-0.99</w:t>
             </w:r>
           </w:p>
         </w:tc>
@@ -4427,7 +4427,7 @@
                 <w:b w:val="0"/>
                 <w:sz w:val="14"/>
               </w:rPr>
-              <w:t>-0.48</w:t>
+              <w:t>-0.77</w:t>
             </w:r>
           </w:p>
         </w:tc>
@@ -4442,7 +4442,7 @@
                 <w:b w:val="0"/>
                 <w:sz w:val="14"/>
               </w:rPr>
-              <w:t>1.88 abajo</w:t>
+              <w:t>2.27 abajo</w:t>
             </w:r>
           </w:p>
         </w:tc>
@@ -4457,7 +4457,7 @@
                 <w:b w:val="0"/>
                 <w:sz w:val="14"/>
               </w:rPr>
-              <w:t>-4.24</w:t>
+              <w:t>-4.63</w:t>
             </w:r>
           </w:p>
         </w:tc>
@@ -4472,7 +4472,7 @@
                 <w:b w:val="0"/>
                 <w:sz w:val="14"/>
               </w:rPr>
-              <w:t>2026-10-15T18:00:00-06:00</w:t>
+              <w:t>2026-10-16T06:00:00-06:00</w:t>
             </w:r>
           </w:p>
         </w:tc>
@@ -4487,7 +4487,7 @@
                 <w:b w:val="0"/>
                 <w:sz w:val="14"/>
               </w:rPr>
-              <w:t>base_heredada</w:t>
+              <w:t>observado</w:t>
             </w:r>
           </w:p>
         </w:tc>
